--- a/reference/Спецификация_трекер_для_спортзала_V1.docx
+++ b/reference/Спецификация_трекер_для_спортзала_V1.docx
@@ -27189,22 +27189,58 @@
     </w:p>
     <w:p>
       <w:r>
-        <w:t xml:space="preserve">1. ~~Утвердить точные слоты для каждого type×volume.~~ Закрыто: каноническая матрица без диапазонов утверждена.</w:t>
+        <w:t xml:space="preserve">1. </w:t>
+      </w:r>
+      <w:r>
+        <w:rPr>
+          <w:strike/>
+        </w:rPr>
+        <w:t xml:space="preserve">Утвердить точные слоты для каждого type×volume.</w:t>
+      </w:r>
+      <w:r>
+        <w:t xml:space="preserve"> Закрыто: каноническая матрица без диапазонов утверждена.</w:t>
       </w:r>
     </w:p>
     <w:p>
       <w:r>
-        <w:t xml:space="preserve">2. ~~Провести coverage-проверку seed-каталога по каждому слоту.~~ Закрыто 2026-10-05: таблица coverage type×volume×slot обязательна; при пустом слоте сборка блокируется с конкретной причиной.</w:t>
+        <w:t xml:space="preserve">2. </w:t>
+      </w:r>
+      <w:r>
+        <w:rPr>
+          <w:strike/>
+        </w:rPr>
+        <w:t xml:space="preserve">Провести coverage-проверку seed-каталога по каждому слоту.</w:t>
+      </w:r>
+      <w:r>
+        <w:t xml:space="preserve"> Закрыто 2026-10-05: таблица coverage type×volume×slot обязательна; при пустом слоте сборка блокируется с конкретной причиной.</w:t>
       </w:r>
     </w:p>
     <w:p>
       <w:r>
-        <w:t xml:space="preserve">3. ~~Утвердить роль `involvement`/confidence.~~ Закрыто 2026-10-05: оба поля остаются внутренними свойствами эвристики ранжирования; в интерфейсе не показываются, пользователем не задаются и не редактируются. `exercise_type` исключён.</w:t>
+        <w:t xml:space="preserve">3. </w:t>
+      </w:r>
+      <w:r>
+        <w:rPr>
+          <w:strike/>
+        </w:rPr>
+        <w:t xml:space="preserve">Утвердить роль `involvement`/confidence.</w:t>
+      </w:r>
+      <w:r>
+        <w:t xml:space="preserve"> Закрыто 2026-10-05: оба поля остаются внутренними свойствами эвристики ранжирования; в интерфейсе не показываются, пользователем не задаются и не редактируются. `exercise_type` исключён.</w:t>
       </w:r>
     </w:p>
     <w:p>
       <w:r>
-        <w:t xml:space="preserve">4. ~~Определить, как исключение действует в ручном выборе и заменах.~~ Закрыто: исключение скрывает упражнение везде до восстановления.</w:t>
+        <w:t xml:space="preserve">4. </w:t>
+      </w:r>
+      <w:r>
+        <w:rPr>
+          <w:strike/>
+        </w:rPr>
+        <w:t xml:space="preserve">Определить, как исключение действует в ручном выборе и заменах.</w:t>
+      </w:r>
+      <w:r>
+        <w:t xml:space="preserve"> Закрыто: исключение скрывает упражнение везде до восстановления.</w:t>
       </w:r>
     </w:p>
     <w:p>
@@ -27219,7 +27255,16 @@
     </w:p>
     <w:p>
       <w:r>
-        <w:t xml:space="preserve">7. ~~Уточнить прогресс: единицы, агрегирование подходов.~~ Закрыто 2026-10-05: одна точка графика — лучший подход тренировки (максимальный вес, при равном весе максимальные повторения), оценочный 1ПМ не считается; вес в килограммах, переключение единиц в V1 нет; график по умолчанию за 6 месяцев с зумом до всей истории; пропуск не идёт ни в проценты, ни в сводные показатели.</w:t>
+        <w:t xml:space="preserve">7. </w:t>
+      </w:r>
+      <w:r>
+        <w:rPr>
+          <w:strike/>
+        </w:rPr>
+        <w:t xml:space="preserve">Уточнить прогресс: единицы, агрегирование подходов.</w:t>
+      </w:r>
+      <w:r>
+        <w:t xml:space="preserve"> Закрыто 2026-10-05: одна точка графика — лучший подход тренировки (максимальный вес, при равном весе максимальные повторения), оценочный 1ПМ не считается; вес в килограммах, переключение единиц в V1 нет; график по умолчанию за 6 месяцев с зумом до всей истории; пропуск не идёт ни в проценты, ни в сводные показатели.</w:t>
       </w:r>
     </w:p>
     <w:p>
